--- a/Договор mebel_grand СПБ.docx
+++ b/Договор mebel_grand СПБ.docx
@@ -90,7 +90,21 @@
         <w:rPr>
           <w:b/>
         </w:rPr>
-        <w:t>{{Номер_договора}}</w:t>
+        <w:t>{{</w:t>
+      </w:r>
+      <w:proofErr w:type="spellStart"/>
+      <w:r>
+        <w:rPr>
+          <w:b/>
+        </w:rPr>
+        <w:t>Номер_договора</w:t>
+      </w:r>
+      <w:proofErr w:type="spellEnd"/>
+      <w:r>
+        <w:rPr>
+          <w:b/>
+        </w:rPr>
+        <w:t>}}</w:t>
       </w:r>
     </w:p>
     <w:p>
@@ -151,6 +165,7 @@
         </w:rPr>
         <w:t xml:space="preserve"> Санкт-Петербург</w:t>
       </w:r>
+      <w:proofErr w:type="gramStart"/>
       <w:r>
         <w:rPr>
           <w:i/>
@@ -161,13 +176,28 @@
         <w:rPr>
           <w:i/>
         </w:rPr>
-        <w:t>{{Дата_договора}}</w:t>
-      </w:r>
+        <w:t>{</w:t>
+      </w:r>
+      <w:proofErr w:type="gramEnd"/>
       <w:r>
         <w:rPr>
           <w:i/>
         </w:rPr>
-        <w:t>)</w:t>
+        <w:t>{</w:t>
+      </w:r>
+      <w:proofErr w:type="spellStart"/>
+      <w:r>
+        <w:rPr>
+          <w:i/>
+        </w:rPr>
+        <w:t>Дата_договора</w:t>
+      </w:r>
+      <w:proofErr w:type="spellEnd"/>
+      <w:r>
+        <w:rPr>
+          <w:i/>
+        </w:rPr>
+        <w:t>}}</w:t>
       </w:r>
     </w:p>
     <w:p>
@@ -190,7 +220,15 @@
         <w:t xml:space="preserve"> Воронова Екатерина Александровна</w:t>
       </w:r>
       <w:r>
-        <w:t>, с одной стороны, и, именуемый (-ая) в дальнейшем «ЗАКАЗЧИК»</w:t>
+        <w:t>, с одной стороны, и, именуемый (-</w:t>
+      </w:r>
+      <w:proofErr w:type="spellStart"/>
+      <w:r>
+        <w:t>ая</w:t>
+      </w:r>
+      <w:proofErr w:type="spellEnd"/>
+      <w:r>
+        <w:t>) в дальнейшем «ЗАКАЗЧИК»</w:t>
       </w:r>
       <w:r>
         <w:t xml:space="preserve"> </w:t>
@@ -199,7 +237,15 @@
         <w:t xml:space="preserve"> </w:t>
       </w:r>
       <w:r>
-        <w:t>{{ФИО_клиента}}</w:t>
+        <w:t>{{</w:t>
+      </w:r>
+      <w:proofErr w:type="spellStart"/>
+      <w:r>
+        <w:t>ФИО_клиента</w:t>
+      </w:r>
+      <w:proofErr w:type="spellEnd"/>
+      <w:r>
+        <w:t>}}</w:t>
       </w:r>
       <w:r>
         <w:t xml:space="preserve"> , </w:t>
@@ -339,7 +385,13 @@
         <w:t>Заказчика</w:t>
       </w:r>
       <w:r>
-        <w:t xml:space="preserve"> в разобранном виде(далее по тексту – «Товар», «Изделия», «Мебельная продукция»), а </w:t>
+        <w:t xml:space="preserve"> в разобранном виде</w:t>
+      </w:r>
+      <w:r>
+        <w:t xml:space="preserve"> </w:t>
+      </w:r>
+      <w:r>
+        <w:t xml:space="preserve">(далее по тексту – «Товар», «Изделия», «Мебельная продукция»), а </w:t>
       </w:r>
       <w:r>
         <w:t>Заказчик</w:t>
@@ -399,7 +451,18 @@
         <w:t xml:space="preserve">его </w:t>
       </w:r>
       <w:r>
-        <w:t>неотъемлемой частьюа именно:</w:t>
+        <w:t xml:space="preserve">неотъемлемой </w:t>
+      </w:r>
+      <w:proofErr w:type="gramStart"/>
+      <w:r>
+        <w:t>частью</w:t>
+      </w:r>
+      <w:proofErr w:type="gramEnd"/>
+      <w:r>
+        <w:t xml:space="preserve"> </w:t>
+      </w:r>
+      <w:r>
+        <w:t>а именно:</w:t>
       </w:r>
     </w:p>
     <w:p>
@@ -412,13 +475,21 @@
         <w:ind w:leftChars="0" w:firstLineChars="0"/>
       </w:pPr>
       <w:r>
-        <w:t>Акт замеров (Схема замеров / Эскиз) мебельной прод</w:t>
+        <w:t xml:space="preserve">Акт замеров (Схема замеров / Эскиз) мебельной </w:t>
+      </w:r>
+      <w:proofErr w:type="gramStart"/>
+      <w:r>
+        <w:t>прод</w:t>
       </w:r>
       <w:r>
         <w:t xml:space="preserve">укции </w:t>
       </w:r>
       <w:r>
-        <w:t xml:space="preserve"> представляет собой чертежи общего вида Товара с указанием габаритных и функциональных размеров; Акт замеров / Эскиз может быть согласован </w:t>
+        <w:t xml:space="preserve"> представляет</w:t>
+      </w:r>
+      <w:proofErr w:type="gramEnd"/>
+      <w:r>
+        <w:t xml:space="preserve"> собой чертежи общего вида Товара с указанием габаритных и функциональных размеров; Акт замеров / Эскиз может быть согласован </w:t>
       </w:r>
       <w:r>
         <w:t>С</w:t>
@@ -451,6 +522,9 @@
         <w:t>астоящему</w:t>
       </w:r>
       <w:r>
+        <w:t xml:space="preserve"> </w:t>
+      </w:r>
+      <w:r>
         <w:t>Договору</w:t>
       </w:r>
       <w:r>
@@ -668,7 +742,13 @@
         <w:t xml:space="preserve"> и прочие услуги могут являться дополнительным предметом </w:t>
       </w:r>
       <w:r>
-        <w:t>к настоящемуД</w:t>
+        <w:t>к настоящему</w:t>
+      </w:r>
+      <w:r>
+        <w:t xml:space="preserve"> </w:t>
+      </w:r>
+      <w:r>
+        <w:t>Д</w:t>
       </w:r>
       <w:r>
         <w:t>оговор</w:t>
@@ -749,8 +829,13 @@
       <w:r>
         <w:t xml:space="preserve">родаваемый ему Товар имеет индивидуально-определенные свойства и характеристики, производимые исключительно в интересах </w:t>
       </w:r>
-      <w:r>
-        <w:t>Заказчика и не может быть в последующем реализован другим лицам.</w:t>
+      <w:proofErr w:type="gramStart"/>
+      <w:r>
+        <w:t>Заказчика</w:t>
+      </w:r>
+      <w:proofErr w:type="gramEnd"/>
+      <w:r>
+        <w:t xml:space="preserve"> и не может быть в последующем реализован другим лицам.</w:t>
       </w:r>
     </w:p>
     <w:p>
@@ -944,264 +1029,308 @@
         <w:t xml:space="preserve">оговора составляет: </w:t>
       </w:r>
       <w:r>
-        <w:t>{{Сумма_цифрами}}</w:t>
+        <w:t>{{</w:t>
+      </w:r>
+      <w:proofErr w:type="spellStart"/>
+      <w:r>
+        <w:t>Сумма_цифрами</w:t>
+      </w:r>
+      <w:proofErr w:type="spellEnd"/>
+      <w:r>
+        <w:t>}} {{</w:t>
+      </w:r>
+      <w:proofErr w:type="spellStart"/>
+      <w:r>
+        <w:t>Сумма_прописью</w:t>
+      </w:r>
+      <w:proofErr w:type="spellEnd"/>
+      <w:r>
+        <w:t>}}</w:t>
+      </w:r>
+    </w:p>
+    <w:p>
+      <w:pPr>
+        <w:pStyle w:val="a3"/>
+        <w:numPr>
+          <w:ilvl w:val="1"/>
+          <w:numId w:val="4"/>
+        </w:numPr>
+        <w:ind w:leftChars="0" w:firstLineChars="0"/>
+      </w:pPr>
+      <w:r>
+        <w:t>После подписания н</w:t>
+      </w:r>
+      <w:r>
+        <w:t xml:space="preserve">астоящего </w:t>
+      </w:r>
+      <w:r>
+        <w:t>Д</w:t>
+      </w:r>
+      <w:r>
+        <w:t xml:space="preserve">оговора </w:t>
+      </w:r>
+      <w:r>
+        <w:t>Заказчик</w:t>
+      </w:r>
+      <w:r>
+        <w:t xml:space="preserve"> производит предварит</w:t>
+      </w:r>
+      <w:r>
+        <w:t>ельную оплату Товара в размере 5</w:t>
+      </w:r>
+      <w:r>
+        <w:t xml:space="preserve">0% </w:t>
+      </w:r>
+      <w:r>
+        <w:t>(</w:t>
+      </w:r>
+      <w:r>
+        <w:t>пятидесяти</w:t>
+      </w:r>
+      <w:r>
+        <w:t xml:space="preserve"> процентов) </w:t>
+      </w:r>
+      <w:r>
+        <w:t>от</w:t>
+      </w:r>
+      <w:r>
+        <w:t xml:space="preserve"> вышеуказанной суммы в размере</w:t>
+      </w:r>
+      <w:r>
+        <w:t>:</w:t>
+      </w:r>
+      <w:r>
+        <w:t xml:space="preserve"> {{</w:t>
+      </w:r>
+      <w:proofErr w:type="spellStart"/>
+      <w:r>
+        <w:t>Предоплата_цифрами</w:t>
+      </w:r>
+      <w:proofErr w:type="spellEnd"/>
+      <w:r>
+        <w:t>}}</w:t>
       </w:r>
       <w:r>
         <w:t xml:space="preserve"> </w:t>
       </w:r>
       <w:r>
-        <w:t>{{Сумма_прописью}}</w:t>
-      </w:r>
-    </w:p>
-    <w:p>
-      <w:pPr>
-        <w:pStyle w:val="a3"/>
-        <w:numPr>
-          <w:ilvl w:val="1"/>
-          <w:numId w:val="4"/>
-        </w:numPr>
-        <w:ind w:leftChars="0" w:firstLineChars="0"/>
-      </w:pPr>
-      <w:r>
-        <w:t>После подписания н</w:t>
+        <w:t>{{</w:t>
+      </w:r>
+      <w:proofErr w:type="spellStart"/>
+      <w:r>
+        <w:t>Предоплата_прописью</w:t>
+      </w:r>
+      <w:proofErr w:type="spellEnd"/>
+      <w:r>
+        <w:t>}}</w:t>
+      </w:r>
+    </w:p>
+    <w:p>
+      <w:pPr>
+        <w:pStyle w:val="a3"/>
+        <w:numPr>
+          <w:ilvl w:val="1"/>
+          <w:numId w:val="4"/>
+        </w:numPr>
+        <w:ind w:leftChars="0" w:firstLineChars="0"/>
+      </w:pPr>
+      <w:r>
+        <w:t xml:space="preserve">Оплата по Договору производится путем внесения денежных средств безналичным способом на расчетный счет Подрядчика, указанный в реквизитах Договора, либо иным не запрещенным действующим законодательством </w:t>
+      </w:r>
+      <w:proofErr w:type="gramStart"/>
+      <w:r>
+        <w:t>Российской  Федерации</w:t>
+      </w:r>
+      <w:proofErr w:type="gramEnd"/>
+      <w:r>
+        <w:t xml:space="preserve"> способом. Стороны договорились, что оплата по Договору может осуществляться с расчетного счета третьих лиц. В данном случае в назначении платежа обязательно указание полных реквизитов настоящего договора. Также Стороны предусмотрели возможность оплаты наличным способом путем внесения денежных средств в кассу Подрядчика и/или осуществлением денежного перевода на карту представителя Подрядчика с последующим занесением указанной денежной суммы в кассу Подрядчика. Подрядчик не является плательщиком НДС по причине применения им упрощенной системы налогообложения.</w:t>
+      </w:r>
+    </w:p>
+    <w:p>
+      <w:pPr>
+        <w:pStyle w:val="a3"/>
+        <w:numPr>
+          <w:ilvl w:val="1"/>
+          <w:numId w:val="4"/>
+        </w:numPr>
+        <w:ind w:leftChars="0" w:firstLineChars="0"/>
+      </w:pPr>
+      <w:r>
+        <w:t xml:space="preserve">Стороны договорились, </w:t>
+      </w:r>
+      <w:r>
+        <w:t xml:space="preserve">что оставшиеся сумма по договору оплачивается при доставке изделия на адрес заказчика. </w:t>
+      </w:r>
+      <w:r>
+        <w:t>Заказчик</w:t>
+      </w:r>
+      <w:r>
+        <w:t xml:space="preserve"> оплачивает </w:t>
+      </w:r>
+      <w:r>
+        <w:t>любым предусмотренным Договором способом оставшуюся сумму Товара</w:t>
+      </w:r>
+      <w:r>
+        <w:t xml:space="preserve">. </w:t>
+      </w:r>
+      <w:r>
+        <w:t xml:space="preserve">Подрядчик вправе не передавать Заказчику </w:t>
+      </w:r>
+      <w:r>
+        <w:t>гото</w:t>
+      </w:r>
+      <w:r>
+        <w:t>вый Товар до получения полной суммы Д</w:t>
+      </w:r>
+      <w:r>
+        <w:t xml:space="preserve">оговора, при этом </w:t>
+      </w:r>
+      <w:r>
+        <w:t xml:space="preserve">с момента уведомления о </w:t>
+      </w:r>
+      <w:proofErr w:type="gramStart"/>
+      <w:r>
+        <w:t>готовности  Подрядчик</w:t>
+      </w:r>
+      <w:proofErr w:type="gramEnd"/>
+      <w:r>
+        <w:t xml:space="preserve"> считается не просрочившим сроки поставки Товара</w:t>
+      </w:r>
+      <w:r>
+        <w:t xml:space="preserve">. После получения уведомления о готовности, </w:t>
+      </w:r>
+      <w:r>
+        <w:t>Заказчик</w:t>
+      </w:r>
+      <w:r>
+        <w:t xml:space="preserve"> обязан совершать действия, направленные на получение Товара (предоставить </w:t>
+      </w:r>
+      <w:r>
+        <w:t xml:space="preserve">актуальный </w:t>
+      </w:r>
+      <w:r>
+        <w:t>адрес доставки</w:t>
+      </w:r>
+      <w:r>
+        <w:t xml:space="preserve"> и контакты получателя Товара</w:t>
+      </w:r>
+      <w:r>
+        <w:t xml:space="preserve">, в согласованное время обеспечить своё участие или участие своего представителя при приёмке Товара, обеспечить беспрепятственный доступ для доставки Товара, оплатить стоимость услуг по доставке Товара и т.п.). В случае, если по вине </w:t>
+      </w:r>
+      <w:r>
+        <w:t>Заказчика Подрядчик не может передать Товар, с Заказчика подлежит взысканию неустойка, установленная н</w:t>
+      </w:r>
+      <w:r>
+        <w:t xml:space="preserve">астоящим </w:t>
+      </w:r>
+      <w:r>
+        <w:t>Д</w:t>
+      </w:r>
+      <w:r>
+        <w:t>оговором.</w:t>
+      </w:r>
+    </w:p>
+    <w:p>
+      <w:pPr>
+        <w:pStyle w:val="a3"/>
+        <w:numPr>
+          <w:ilvl w:val="1"/>
+          <w:numId w:val="4"/>
+        </w:numPr>
+        <w:ind w:leftChars="0" w:firstLineChars="0"/>
+      </w:pPr>
+      <w:r>
+        <w:t>В случае каких-либо изменений</w:t>
+      </w:r>
+      <w:r>
+        <w:t xml:space="preserve"> в Договоре</w:t>
+      </w:r>
+      <w:r>
+        <w:t>, которые</w:t>
+      </w:r>
+      <w:r>
+        <w:t xml:space="preserve"> в результате повлекли</w:t>
+      </w:r>
+      <w:r>
+        <w:t xml:space="preserve"> за собой увеличения стоимости, </w:t>
+      </w:r>
+      <w:r>
+        <w:t xml:space="preserve">Заказчик </w:t>
+      </w:r>
+      <w:r>
+        <w:t>обязан оплатить разницу вместе с остатком суммы</w:t>
+      </w:r>
+      <w:r>
+        <w:t>, в полном объеме</w:t>
+      </w:r>
+      <w:r>
+        <w:t>.</w:t>
+      </w:r>
+      <w:r>
+        <w:t xml:space="preserve"> При этом, </w:t>
+      </w:r>
+      <w:r>
+        <w:t>П</w:t>
+      </w:r>
+      <w:r>
+        <w:t>одрядчик обязан уведомить Заказчика</w:t>
+      </w:r>
+      <w:r>
+        <w:t xml:space="preserve"> об изменении стоимости и обосновать данную сумму.  </w:t>
+      </w:r>
+    </w:p>
+    <w:p>
+      <w:pPr>
+        <w:pStyle w:val="a3"/>
+        <w:numPr>
+          <w:ilvl w:val="1"/>
+          <w:numId w:val="4"/>
+        </w:numPr>
+        <w:ind w:leftChars="0" w:firstLineChars="0"/>
+      </w:pPr>
+      <w:r>
+        <w:t>В слу</w:t>
+      </w:r>
+      <w:r>
+        <w:t xml:space="preserve">чае оказания Подрядчиком </w:t>
+      </w:r>
+      <w:r>
+        <w:t>услуг, указанных в п. 1.</w:t>
+      </w:r>
+      <w:r>
+        <w:t>5</w:t>
+      </w:r>
+      <w:r>
+        <w:t xml:space="preserve">. </w:t>
+      </w:r>
+      <w:r>
+        <w:t>н</w:t>
       </w:r>
       <w:r>
         <w:t xml:space="preserve">астоящего </w:t>
       </w:r>
       <w:r>
-        <w:t>Д</w:t>
-      </w:r>
-      <w:r>
-        <w:t xml:space="preserve">оговора </w:t>
-      </w:r>
-      <w:r>
-        <w:t>Заказчик</w:t>
-      </w:r>
-      <w:r>
-        <w:t xml:space="preserve"> производит предварит</w:t>
-      </w:r>
-      <w:r>
-        <w:t>ельную оплату Товара в размере 5</w:t>
-      </w:r>
-      <w:r>
-        <w:t xml:space="preserve">0% </w:t>
-      </w:r>
-      <w:r>
-        <w:t>(</w:t>
-      </w:r>
-      <w:r>
-        <w:t>пятидесяти</w:t>
-      </w:r>
-      <w:r>
-        <w:t xml:space="preserve"> процентов) </w:t>
-      </w:r>
-      <w:r>
-        <w:t>от</w:t>
-      </w:r>
-      <w:r>
-        <w:t xml:space="preserve"> вышеуказанной суммы в размере</w:t>
-      </w:r>
-      <w:r>
-        <w:t>:</w:t>
-      </w:r>
-      <w:r>
-        <w:t xml:space="preserve"> </w:t>
-      </w:r>
-      <w:r>
-        <w:t>{{Предоплата_цифрами}}</w:t>
-      </w:r>
-      <w:r>
-        <w:t xml:space="preserve"> </w:t>
-      </w:r>
-      <w:r>
-        <w:t>{{Предоплата_прописью}}</w:t>
-      </w:r>
-    </w:p>
-    <w:p>
-      <w:pPr>
-        <w:pStyle w:val="a3"/>
-        <w:numPr>
-          <w:ilvl w:val="1"/>
-          <w:numId w:val="4"/>
-        </w:numPr>
-        <w:ind w:leftChars="0" w:firstLineChars="0"/>
-      </w:pPr>
-      <w:r>
-        <w:t>Оплата по Договору производится путем внесения денежных средств безналичным способом на расчетный счет Подрядчика, указанный в реквизитах Договора, либо иным не запрещенным действующим законодательством Российской  Федерации способом. Стороны договорились, что оплата по Договору может осуществляться с расчетного счета третьих лиц. В данном случае в назначении платежа обязательно указание полных реквизитов настоящего договора. Также Стороны предусмотрели возможность оплаты наличным способом путем внесения денежных средств в кассу Подрядчика и/или осуществлением денежного перевода на карту представителя Подрядчика с последующим занесением указанной денежной суммы в кассу Подрядчика. Подрядчик не является плательщиком НДС по причине применения им упрощенной системы налогообложения.</w:t>
-      </w:r>
-    </w:p>
-    <w:p>
-      <w:pPr>
-        <w:pStyle w:val="a3"/>
-        <w:numPr>
-          <w:ilvl w:val="1"/>
-          <w:numId w:val="4"/>
-        </w:numPr>
-        <w:ind w:leftChars="0" w:firstLineChars="0"/>
-      </w:pPr>
-      <w:r>
-        <w:t xml:space="preserve">Стороны договорились, </w:t>
-      </w:r>
-      <w:r>
-        <w:t xml:space="preserve">что оставшиеся сумма по договору оплачивается при доставке изделия на адрес заказчика. </w:t>
-      </w:r>
-      <w:r>
-        <w:t>Заказчик</w:t>
-      </w:r>
-      <w:r>
-        <w:t xml:space="preserve"> оплачивает </w:t>
-      </w:r>
-      <w:r>
-        <w:t>любым предусмотренным Договором способом оставшуюся сумму Товара</w:t>
-      </w:r>
-      <w:r>
-        <w:t xml:space="preserve">. </w:t>
-      </w:r>
-      <w:r>
-        <w:t xml:space="preserve">Подрядчик вправе не передавать Заказчику </w:t>
-      </w:r>
-      <w:r>
-        <w:t>гото</w:t>
-      </w:r>
-      <w:r>
-        <w:t>вый Товар до получения полной суммы Д</w:t>
-      </w:r>
-      <w:r>
-        <w:t xml:space="preserve">оговора, при этом </w:t>
-      </w:r>
-      <w:r>
-        <w:t>с момента уведомления о готовности  Подрядчик считается не просрочившим сроки поставки Товара</w:t>
-      </w:r>
-      <w:r>
-        <w:t xml:space="preserve">. После получения уведомления о готовности, </w:t>
-      </w:r>
-      <w:r>
-        <w:t>Заказчик</w:t>
-      </w:r>
-      <w:r>
-        <w:t xml:space="preserve"> обязан совершать действия, направленные на получение Товара (предоставить </w:t>
-      </w:r>
-      <w:r>
-        <w:t xml:space="preserve">актуальный </w:t>
-      </w:r>
-      <w:r>
-        <w:t>адрес доставки</w:t>
-      </w:r>
-      <w:r>
-        <w:t xml:space="preserve"> и контакты получателя Товара</w:t>
-      </w:r>
-      <w:r>
-        <w:t xml:space="preserve">, в согласованное время обеспечить своё участие или участие своего представителя при приёмке Товара, обеспечить беспрепятственный доступ для доставки Товара, оплатить стоимость услуг по доставке Товара и т.п.). В случае, если по вине </w:t>
-      </w:r>
-      <w:r>
-        <w:t>Заказчика Подрядчик не может передать Товар, с Заказчика подлежит взысканию неустойка, установленная н</w:t>
-      </w:r>
-      <w:r>
-        <w:t xml:space="preserve">астоящим </w:t>
-      </w:r>
-      <w:r>
-        <w:t>Д</w:t>
-      </w:r>
-      <w:r>
-        <w:t>оговором.</w:t>
-      </w:r>
-    </w:p>
-    <w:p>
-      <w:pPr>
-        <w:pStyle w:val="a3"/>
-        <w:numPr>
-          <w:ilvl w:val="1"/>
-          <w:numId w:val="4"/>
-        </w:numPr>
-        <w:ind w:leftChars="0" w:firstLineChars="0"/>
-      </w:pPr>
-      <w:r>
-        <w:t>В случае каких-либо изменений</w:t>
-      </w:r>
-      <w:r>
-        <w:t xml:space="preserve"> в Договоре</w:t>
-      </w:r>
-      <w:r>
-        <w:t>, которые</w:t>
-      </w:r>
-      <w:r>
-        <w:t xml:space="preserve"> в результате повлекли</w:t>
-      </w:r>
-      <w:r>
-        <w:t xml:space="preserve"> за собой увеличения стоимости, </w:t>
-      </w:r>
-      <w:r>
-        <w:t xml:space="preserve">Заказчик </w:t>
-      </w:r>
-      <w:r>
-        <w:t>обязан оплатить разницу вместе с остатком суммы</w:t>
-      </w:r>
-      <w:r>
-        <w:t>, в полном объеме</w:t>
-      </w:r>
-      <w:r>
-        <w:t>.</w:t>
-      </w:r>
-      <w:r>
-        <w:t xml:space="preserve"> При этом, </w:t>
-      </w:r>
-      <w:r>
-        <w:t>П</w:t>
-      </w:r>
-      <w:r>
-        <w:t>одрядчик обязан уведомить Заказчика</w:t>
-      </w:r>
-      <w:r>
-        <w:t xml:space="preserve"> об изменении стоимости и обосновать данную сумму.  </w:t>
-      </w:r>
-    </w:p>
-    <w:p>
-      <w:pPr>
-        <w:pStyle w:val="a3"/>
-        <w:numPr>
-          <w:ilvl w:val="1"/>
-          <w:numId w:val="4"/>
-        </w:numPr>
-        <w:ind w:leftChars="0" w:firstLineChars="0"/>
-      </w:pPr>
-      <w:r>
-        <w:t>В слу</w:t>
-      </w:r>
-      <w:r>
-        <w:t xml:space="preserve">чае оказания Подрядчиком </w:t>
-      </w:r>
-      <w:r>
-        <w:t>услуг, указанных в п. 1.</w:t>
-      </w:r>
-      <w:r>
-        <w:t>5</w:t>
-      </w:r>
-      <w:r>
-        <w:t xml:space="preserve">. </w:t>
+        <w:t>Договора, Заказчику</w:t>
+      </w:r>
+      <w:r>
+        <w:t xml:space="preserve">, стоимость этих услуг определяется дополнительным соглашением, либо определяется в Приложениях к </w:t>
       </w:r>
       <w:r>
         <w:t>н</w:t>
       </w:r>
       <w:r>
-        <w:t xml:space="preserve">астоящего </w:t>
-      </w:r>
-      <w:r>
-        <w:t>Договора, Заказчику</w:t>
-      </w:r>
-      <w:r>
-        <w:t xml:space="preserve">, стоимость этих услуг определяется дополнительным соглашением, либо определяется в Приложениях к </w:t>
-      </w:r>
-      <w:r>
-        <w:t>н</w:t>
-      </w:r>
-      <w:r>
         <w:t xml:space="preserve">астоящему </w:t>
       </w:r>
+      <w:proofErr w:type="gramStart"/>
       <w:r>
         <w:t xml:space="preserve">Договору, </w:t>
       </w:r>
       <w:r>
-        <w:t xml:space="preserve"> не входит в стоимость Товара, </w:t>
+        <w:t xml:space="preserve"> не</w:t>
+      </w:r>
+      <w:proofErr w:type="gramEnd"/>
+      <w:r>
+        <w:t xml:space="preserve"> входит в стоимость Товара, </w:t>
       </w:r>
       <w:r>
         <w:t>и оплачивается отдельно от Товара.</w:t>
@@ -1220,16 +1349,32 @@
         <w:t xml:space="preserve">Вся лицевая фурнитура, например: ручки, корзины, брючницы, галстучницы, пантографы и т.п., которые не вошли в общую стоимость Договора, оплачиваются </w:t>
       </w:r>
       <w:r>
-        <w:t xml:space="preserve">Заказчиком отдельно, </w:t>
-      </w:r>
-      <w:r>
-        <w:t xml:space="preserve"> дополнительно вместе с оплатой оставшейся суммы </w:t>
+        <w:t xml:space="preserve">Заказчиком </w:t>
+      </w:r>
+      <w:proofErr w:type="gramStart"/>
+      <w:r>
+        <w:t xml:space="preserve">отдельно, </w:t>
+      </w:r>
+      <w:r>
+        <w:t xml:space="preserve"> дополнительно</w:t>
+      </w:r>
+      <w:proofErr w:type="gramEnd"/>
+      <w:r>
+        <w:t xml:space="preserve"> вместе с оплатой оставшейся суммы </w:t>
       </w:r>
       <w:r>
         <w:t xml:space="preserve">в порядке, предусмотренном п. </w:t>
       </w:r>
       <w:r>
-        <w:t>2.4 Договора. При этом, в случае отказа Заказчика от внесения данной оплаты, Подрядчик оставляет за собой право не передавать Заказчику готовый Товар до получения полной суммы Договора (включая оплату, указанную в настоящем пункте Договора), при этом с момента уведомления о готовности  Подрядчик  считается не просрочившим сроки поставки Товара.</w:t>
+        <w:t xml:space="preserve">2.4 Договора. При этом, в случае отказа Заказчика от внесения данной оплаты, Подрядчик оставляет за собой право не передавать Заказчику готовый Товар до получения полной суммы Договора (включая оплату, указанную в настоящем пункте Договора), при этом с момента уведомления о </w:t>
+      </w:r>
+      <w:proofErr w:type="gramStart"/>
+      <w:r>
+        <w:t>готовности  Подрядчик</w:t>
+      </w:r>
+      <w:proofErr w:type="gramEnd"/>
+      <w:r>
+        <w:t xml:space="preserve">  считается не просрочившим сроки поставки Товара.</w:t>
       </w:r>
     </w:p>
     <w:p>
@@ -1375,7 +1520,13 @@
         <w:t>страняется на случаи нарушения Заказчиком</w:t>
       </w:r>
       <w:r>
-        <w:t xml:space="preserve"> правил эксплуатации, хранения или транспортировки Мебельной продукции (при самовывозе, а также при любой другой транспортировке), возникновения недостатков вследстви</w:t>
+        <w:t xml:space="preserve"> правил эксплуатации, хранения или транспортировки Мебельной продукции (при самовывозе, а также при любой другой транспортировке), возникновения недостатков в</w:t>
+      </w:r>
+      <w:r>
+        <w:t xml:space="preserve"> </w:t>
+      </w:r>
+      <w:r>
+        <w:t>следстви</w:t>
       </w:r>
       <w:r>
         <w:t>и</w:t>
@@ -1469,20 +1620,36 @@
         <w:ind w:leftChars="0" w:firstLineChars="0"/>
       </w:pPr>
       <w:r>
-        <w:t>Заказчик уведомлен о том, что в соответствии с пунктом 4 статьи 26.1. Закона РФ № 2300-1 «О Защите прав потребителей», он не вправе отказаться от Товара надлежащего качества, имеющего индивидуально-определенные свойства. Также Заказчик  уведомлен о том, что в соответствии с Постановлением Правительства от 19.01.1998 г. № 55 качественный и комплектный Товар обмену и возврату не подлежит.</w:t>
-      </w:r>
-    </w:p>
-    <w:p>
-      <w:pPr>
-        <w:pStyle w:val="a3"/>
-        <w:numPr>
-          <w:ilvl w:val="1"/>
-          <w:numId w:val="4"/>
-        </w:numPr>
-        <w:ind w:leftChars="0" w:firstLineChars="0"/>
-      </w:pPr>
-      <w:r>
-        <w:t>Качество поставляемого Товара должно соответствовать условиям Договора. При этом Заказчик  уведомлен о том, что недостатками Товара не являются:</w:t>
+        <w:t xml:space="preserve">Заказчик уведомлен о том, что в соответствии с пунктом 4 статьи 26.1. Закона РФ № 2300-1 «О Защите прав потребителей», он не вправе отказаться от Товара надлежащего качества, имеющего индивидуально-определенные свойства. Также </w:t>
+      </w:r>
+      <w:proofErr w:type="gramStart"/>
+      <w:r>
+        <w:t>Заказчик  уведомлен</w:t>
+      </w:r>
+      <w:proofErr w:type="gramEnd"/>
+      <w:r>
+        <w:t xml:space="preserve"> о том, что в соответствии с Постановлением Правительства от 19.01.1998 г. № 55 качественный и комплектный Товар обмену и возврату не подлежит.</w:t>
+      </w:r>
+    </w:p>
+    <w:p>
+      <w:pPr>
+        <w:pStyle w:val="a3"/>
+        <w:numPr>
+          <w:ilvl w:val="1"/>
+          <w:numId w:val="4"/>
+        </w:numPr>
+        <w:ind w:leftChars="0" w:firstLineChars="0"/>
+      </w:pPr>
+      <w:r>
+        <w:t xml:space="preserve">Качество поставляемого Товара должно соответствовать условиям Договора. При этом </w:t>
+      </w:r>
+      <w:proofErr w:type="gramStart"/>
+      <w:r>
+        <w:t>Заказчик  уведомлен</w:t>
+      </w:r>
+      <w:proofErr w:type="gramEnd"/>
+      <w:r>
+        <w:t xml:space="preserve"> о том, что недостатками Товара не являются:</w:t>
       </w:r>
     </w:p>
     <w:p>
@@ -1491,7 +1658,15 @@
         <w:ind w:leftChars="0" w:left="358" w:firstLineChars="0" w:firstLine="0"/>
       </w:pPr>
       <w:r>
-        <w:t>-  незначительная разнооттеночность цвета и фактуры покрытия металлических элементов (деталей/каркасов) мебели;</w:t>
+        <w:t xml:space="preserve">-  незначительная </w:t>
+      </w:r>
+      <w:proofErr w:type="spellStart"/>
+      <w:r>
+        <w:t>разнооттеночность</w:t>
+      </w:r>
+      <w:proofErr w:type="spellEnd"/>
+      <w:r>
+        <w:t xml:space="preserve"> цвета и фактуры покрытия металлических элементов (деталей/каркасов) мебели;</w:t>
       </w:r>
     </w:p>
     <w:p>
@@ -1500,7 +1675,15 @@
         <w:ind w:leftChars="0" w:left="358" w:firstLineChars="0" w:firstLine="0"/>
       </w:pPr>
       <w:r>
-        <w:t>-  незначительная разнооттеночность цвета и фактуры кромочных ПВХ материалов;</w:t>
+        <w:t xml:space="preserve">-  незначительная </w:t>
+      </w:r>
+      <w:proofErr w:type="spellStart"/>
+      <w:r>
+        <w:t>разнооттеночность</w:t>
+      </w:r>
+      <w:proofErr w:type="spellEnd"/>
+      <w:r>
+        <w:t xml:space="preserve"> цвета и фактуры кромочных ПВХ материалов;</w:t>
       </w:r>
     </w:p>
     <w:p>
@@ -1509,7 +1692,15 @@
         <w:ind w:leftChars="0" w:left="358" w:firstLineChars="0" w:firstLine="0"/>
       </w:pPr>
       <w:r>
-        <w:t>-  незначительная разнооттеночность цвета и фактуры ламинирующих материалов;</w:t>
+        <w:t xml:space="preserve">-  незначительная </w:t>
+      </w:r>
+      <w:proofErr w:type="spellStart"/>
+      <w:r>
+        <w:t>разнооттеночность</w:t>
+      </w:r>
+      <w:proofErr w:type="spellEnd"/>
+      <w:r>
+        <w:t xml:space="preserve"> цвета и фактуры ламинирующих материалов;</w:t>
       </w:r>
     </w:p>
     <w:p>
@@ -1518,7 +1709,15 @@
         <w:ind w:leftChars="0" w:left="358" w:firstLineChars="0" w:firstLine="0"/>
       </w:pPr>
       <w:r>
-        <w:t>-  незначительная разнооттеночность обивочных материалов и кож;</w:t>
+        <w:t xml:space="preserve">-  незначительная </w:t>
+      </w:r>
+      <w:proofErr w:type="spellStart"/>
+      <w:r>
+        <w:t>разнооттеночность</w:t>
+      </w:r>
+      <w:proofErr w:type="spellEnd"/>
+      <w:r>
+        <w:t xml:space="preserve"> обивочных материалов и кож;</w:t>
       </w:r>
     </w:p>
     <w:p>
@@ -1702,7 +1901,13 @@
         <w:ind w:leftChars="0" w:left="358" w:firstLineChars="0" w:firstLine="0"/>
       </w:pPr>
       <w:r>
-        <w:t>- на повреждения, возникшие вследстви</w:t>
+        <w:t>- на повреждения, возникшие в</w:t>
+      </w:r>
+      <w:r>
+        <w:t xml:space="preserve"> </w:t>
+      </w:r>
+      <w:r>
+        <w:t>следстви</w:t>
       </w:r>
       <w:r>
         <w:t>и</w:t>
@@ -1751,7 +1956,13 @@
         <w:t>у</w:t>
       </w:r>
       <w:r>
-        <w:t>слуги по сборке мебельного изделия всоответствии с условиями настоящего Договора;</w:t>
+        <w:t>слуги по сборке мебельного изделия в</w:t>
+      </w:r>
+      <w:r>
+        <w:t xml:space="preserve"> </w:t>
+      </w:r>
+      <w:r>
+        <w:t>соответствии с условиями настоящего Договора;</w:t>
       </w:r>
     </w:p>
     <w:p>
@@ -1896,7 +2107,15 @@
         <w:t>включая, но не ограничиваясь),</w:t>
       </w:r>
       <w:r>
-        <w:t xml:space="preserve"> замена Заказчиком цветовой гаммы, замена/изменение/дополнение Заказчиком комплектации, изготовителя, а также отсутствие определённых, необходимых для исполнения Договора материалов (плёнок, красок, фурнитуры и др. определенной структуры, цвета, фактуры и др.) по независимым от Подрядчика причинам. Подрядчик, при возникновении данных обстоятельств, извещает Заказчика по телефону, указанному в Договоре и/или иным способом, предусмотренным Договором, о необходимости изменения срока передачи Товара. Изменения, указанные в настоящем пункте утверждаются дополнительным соглашением к настоящему Договору. При этом отсутствие ответа от Заказчика в течение 5 (пяти) рабочих дней с момента получения уведомления, сроки считаются автоматически увеличенными в соответствии с уведомлением. </w:t>
+        <w:t xml:space="preserve"> замена Заказчиком цветовой гаммы, замена/изменение/дополнение Заказчиком комплектации, изготовителя, а также отсутствие определённых, необходимых для исполнения Договора материалов (плёнок, красок, фурнитуры и др. определенной структуры, цвета, фактуры и др.) по независимым от Подрядчика причинам. Подрядчик, при возникновении данных обстоятельств, извещает Заказчика по телефону, указанному в Договоре и/или иным способом, предусмотренным Договором, о необходимости изменения срока передачи Товара. Изменения, указанные </w:t>
+      </w:r>
+      <w:proofErr w:type="gramStart"/>
+      <w:r>
+        <w:t>в настоящем пункте</w:t>
+      </w:r>
+      <w:proofErr w:type="gramEnd"/>
+      <w:r>
+        <w:t xml:space="preserve"> утверждаются дополнительным соглашением к настоящему Договору. При этом отсутствие ответа от Заказчика в течение 5 (пяти) рабочих дней с момента получения уведомления, сроки считаются автоматически увеличенными в соответствии с уведомлением. </w:t>
       </w:r>
     </w:p>
     <w:p>
@@ -1991,7 +2210,21 @@
         <w:t>Заказчиком</w:t>
       </w:r>
       <w:r>
-        <w:t xml:space="preserve"> акта приёма-передачи Товара по любым причинам,при условии, если</w:t>
+        <w:t xml:space="preserve"> акта приёма-передачи Товара по любым </w:t>
+      </w:r>
+      <w:proofErr w:type="gramStart"/>
+      <w:r>
+        <w:t>причинам,</w:t>
+      </w:r>
+      <w:r>
+        <w:t xml:space="preserve"> </w:t>
+      </w:r>
+      <w:r>
+        <w:t>при условии, если</w:t>
+      </w:r>
+      <w:proofErr w:type="gramEnd"/>
+      <w:r>
+        <w:t xml:space="preserve"> </w:t>
       </w:r>
       <w:r>
         <w:t>Заказчик</w:t>
@@ -2197,6 +2430,9 @@
         <w:t>Заказчику</w:t>
       </w:r>
       <w:r>
+        <w:t xml:space="preserve"> </w:t>
+      </w:r>
+      <w:r>
         <w:t>осуществляется бесплатно.</w:t>
       </w:r>
       <w:r>
@@ -2231,14 +2467,17 @@
         <w:ind w:leftChars="0" w:firstLineChars="0"/>
       </w:pPr>
       <w:r>
+        <w:t xml:space="preserve">При согласовании даты доставки Товара </w:t>
+      </w:r>
+      <w:r>
+        <w:t>Заказчик</w:t>
+      </w:r>
+      <w:r>
+        <w:t xml:space="preserve"> обязан сообщить о возможных препятствиях </w:t>
+      </w:r>
+      <w:r>
         <w:lastRenderedPageBreak/>
-        <w:t xml:space="preserve">При согласовании даты доставки Товара </w:t>
-      </w:r>
-      <w:r>
-        <w:t>Заказчик</w:t>
-      </w:r>
-      <w:r>
-        <w:t xml:space="preserve"> обязан сообщить о возможных препятствиях (снежные заносы, землеройные работы и пр.) для проезда транспорта </w:t>
+        <w:t xml:space="preserve">(снежные заносы, землеройные работы и пр.) для проезда транспорта </w:t>
       </w:r>
       <w:r>
         <w:t>Подрядчика</w:t>
@@ -2283,10 +2522,18 @@
         <w:t xml:space="preserve"> уведомляет </w:t>
       </w:r>
       <w:r>
-        <w:t xml:space="preserve">Заказчика не позднее 3 (трех) </w:t>
-      </w:r>
-      <w:r>
-        <w:t xml:space="preserve"> дней со дня отказа </w:t>
+        <w:t>Заказчика не позднее 3 (</w:t>
+      </w:r>
+      <w:proofErr w:type="gramStart"/>
+      <w:r>
+        <w:t xml:space="preserve">трех) </w:t>
+      </w:r>
+      <w:r>
+        <w:t xml:space="preserve"> дней</w:t>
+      </w:r>
+      <w:proofErr w:type="gramEnd"/>
+      <w:r>
+        <w:t xml:space="preserve"> со дня отказа </w:t>
       </w:r>
       <w:r>
         <w:t>Заказчика</w:t>
@@ -2613,10 +2860,18 @@
         <w:t xml:space="preserve"> некачественного Товара, обязан удовлетворить законные претензионные требования</w:t>
       </w:r>
       <w:r>
-        <w:t xml:space="preserve"> З</w:t>
-      </w:r>
-      <w:r>
-        <w:t>аказчика При этом, с</w:t>
+        <w:t xml:space="preserve"> </w:t>
+      </w:r>
+      <w:proofErr w:type="gramStart"/>
+      <w:r>
+        <w:t>З</w:t>
+      </w:r>
+      <w:r>
+        <w:t>аказчика</w:t>
+      </w:r>
+      <w:proofErr w:type="gramEnd"/>
+      <w:r>
+        <w:t xml:space="preserve"> При этом, с</w:t>
       </w:r>
       <w:r>
         <w:t xml:space="preserve">рок устранения недостатков Товара составляет сорок пять дней со дня подачи </w:t>
@@ -2666,23 +2921,20 @@
         <w:ind w:leftChars="0" w:firstLineChars="0"/>
       </w:pPr>
       <w:r>
-        <w:t xml:space="preserve">Стороны несут ответственность за неисполнение или ненадлежащее исполнение своих обязанностей в </w:t>
-      </w:r>
+        <w:t>Стороны несут ответственность за неисполнение или ненадлежащее исполнение своих обязанностей в соответствии с настоящим Договором.</w:t>
+      </w:r>
+    </w:p>
+    <w:p>
+      <w:pPr>
+        <w:pStyle w:val="a3"/>
+        <w:numPr>
+          <w:ilvl w:val="1"/>
+          <w:numId w:val="4"/>
+        </w:numPr>
+        <w:ind w:leftChars="0" w:firstLineChars="0"/>
+      </w:pPr>
       <w:r>
         <w:lastRenderedPageBreak/>
-        <w:t>соответствии с настоящим Договором.</w:t>
-      </w:r>
-    </w:p>
-    <w:p>
-      <w:pPr>
-        <w:pStyle w:val="a3"/>
-        <w:numPr>
-          <w:ilvl w:val="1"/>
-          <w:numId w:val="4"/>
-        </w:numPr>
-        <w:ind w:leftChars="0" w:firstLineChars="0"/>
-      </w:pPr>
-      <w:r>
         <w:t xml:space="preserve">В случае просрочки оплаты готовой Мебельной продукции в случаях, когда обязанность </w:t>
       </w:r>
       <w:r>
@@ -2704,13 +2956,25 @@
         <w:t>дней</w:t>
       </w:r>
       <w:r>
-        <w:t>,Заказчик</w:t>
+        <w:t>,</w:t>
+      </w:r>
+      <w:r>
+        <w:t xml:space="preserve"> </w:t>
+      </w:r>
+      <w:r>
+        <w:t>Заказчик</w:t>
       </w:r>
       <w:r>
         <w:t xml:space="preserve"> выплачивает </w:t>
       </w:r>
       <w:r>
-        <w:t>Подрядчикунеустойку</w:t>
+        <w:t>Подрядчику</w:t>
+      </w:r>
+      <w:r>
+        <w:t xml:space="preserve"> </w:t>
+      </w:r>
+      <w:r>
+        <w:t>неустойку</w:t>
       </w:r>
       <w:r>
         <w:t xml:space="preserve"> в размере 0,1 % </w:t>
@@ -2925,7 +3189,15 @@
         <w:ind w:leftChars="0" w:firstLineChars="0" w:firstLine="0"/>
       </w:pPr>
       <w:r>
-        <w:t>7.2.3. Удержать сумму аванса, внесенного Заказчиком,  в качестве неустойки в случае, если Заказчик отказывается от Товара в период действия настоящего Договора.</w:t>
+        <w:t xml:space="preserve">7.2.3. Удержать сумму аванса, внесенного </w:t>
+      </w:r>
+      <w:proofErr w:type="gramStart"/>
+      <w:r>
+        <w:t>Заказчиком,  в</w:t>
+      </w:r>
+      <w:proofErr w:type="gramEnd"/>
+      <w:r>
+        <w:t xml:space="preserve"> качестве неустойки в случае, если Заказчик отказывается от Товара в период действия настоящего Договора.</w:t>
       </w:r>
     </w:p>
     <w:p>
@@ -3079,503 +3351,605 @@
         <w:ind w:leftChars="0" w:firstLineChars="0"/>
       </w:pPr>
       <w:r>
+        <w:t xml:space="preserve">В случае невозможности </w:t>
+      </w:r>
+      <w:r>
+        <w:t>поставки</w:t>
+      </w:r>
+      <w:r>
+        <w:t xml:space="preserve"> Товара </w:t>
+      </w:r>
+      <w:r>
+        <w:t>Подрядчиком</w:t>
+      </w:r>
+      <w:r>
+        <w:t xml:space="preserve"> в том виде, </w:t>
+      </w:r>
+      <w:r>
+        <w:t xml:space="preserve">в котором Стороны определили в </w:t>
+      </w:r>
+      <w:r>
         <w:lastRenderedPageBreak/>
-        <w:t xml:space="preserve">В случае невозможности </w:t>
-      </w:r>
-      <w:r>
-        <w:t>поставки</w:t>
-      </w:r>
-      <w:r>
-        <w:t xml:space="preserve"> Товара </w:t>
+        <w:t>н</w:t>
+      </w:r>
+      <w:r>
+        <w:t xml:space="preserve">астоящем </w:t>
+      </w:r>
+      <w:r>
+        <w:t>Д</w:t>
+      </w:r>
+      <w:r>
+        <w:t xml:space="preserve">оговоре, либо в случае невозможности </w:t>
+      </w:r>
+      <w:r>
+        <w:t xml:space="preserve">изготовления и поставки </w:t>
+      </w:r>
+      <w:r>
+        <w:t xml:space="preserve">Товара в срок, установленный договором, по любым причинам, </w:t>
+      </w:r>
+      <w:r>
+        <w:t>Подрядчик</w:t>
+      </w:r>
+      <w:r>
+        <w:t xml:space="preserve"> обязан уведомить об этом </w:t>
+      </w:r>
+      <w:r>
+        <w:t>Заказчика</w:t>
+      </w:r>
+      <w:r>
+        <w:t xml:space="preserve"> в течение 5 (пяти) </w:t>
+      </w:r>
+      <w:r>
+        <w:t xml:space="preserve">календарных </w:t>
+      </w:r>
+      <w:r>
+        <w:t xml:space="preserve">дней с момента, как </w:t>
+      </w:r>
+      <w:r>
+        <w:t>Подрядчику</w:t>
+      </w:r>
+      <w:r>
+        <w:t xml:space="preserve"> стало известно о невозможности </w:t>
+      </w:r>
+      <w:r>
+        <w:t>изготовления и (или) поставки</w:t>
+      </w:r>
+      <w:r>
+        <w:t xml:space="preserve"> Товара. При этом Стороны вправе обсудить иные условия Предмета договора или сроков продажи Товара, либо отказаться от дальнейшего исполнения Договора.</w:t>
+      </w:r>
+      <w:r>
+        <w:t xml:space="preserve"> При этом, Стороны договорились, что в случае отсутствия у Поставщиков на момент исполнения Договора заранее согласованных материалов, сырья и фурнитуры, </w:t>
+      </w:r>
+      <w:r>
+        <w:t>Подрядчик в течение 3 (трех) рабочих дней с даты своего осведомления, обязуется предупредить Заказчика об этом и предложить соответствующую замену. В случае поступления соответствующих предложений о замене материалов, сырья или фурнитуры, Заказчик не вправе в одностороннем порядке отказаться от исполнения Договора.</w:t>
+      </w:r>
+    </w:p>
+    <w:p>
+      <w:pPr>
+        <w:pStyle w:val="a3"/>
+        <w:numPr>
+          <w:ilvl w:val="1"/>
+          <w:numId w:val="4"/>
+        </w:numPr>
+        <w:ind w:leftChars="0" w:firstLineChars="0"/>
+      </w:pPr>
+      <w:r>
+        <w:t xml:space="preserve">В случае расторжения настоящего Договора </w:t>
+      </w:r>
+      <w:r>
+        <w:t>Заказчиком</w:t>
+      </w:r>
+      <w:r>
+        <w:t xml:space="preserve"> в одностороннем порядке до момента фактической передачи Товара при отсутствии претензий о качестве, </w:t>
+      </w:r>
+      <w:r>
+        <w:t>Заказчик</w:t>
+      </w:r>
+      <w:r>
+        <w:t xml:space="preserve"> выплачивает </w:t>
+      </w:r>
+      <w:r>
+        <w:t>Подрядчик</w:t>
+      </w:r>
+      <w:r>
+        <w:t>у</w:t>
+      </w:r>
+      <w:r>
+        <w:t xml:space="preserve"> издержки, </w:t>
+      </w:r>
+      <w:r>
+        <w:t xml:space="preserve">в </w:t>
+      </w:r>
+      <w:r>
+        <w:t xml:space="preserve">следующих размерах: </w:t>
+      </w:r>
+    </w:p>
+    <w:p>
+      <w:pPr>
+        <w:pStyle w:val="a3"/>
+        <w:ind w:leftChars="0" w:left="358" w:firstLineChars="0" w:firstLine="0"/>
+      </w:pPr>
+      <w:r>
+        <w:t>8</w:t>
+      </w:r>
+      <w:r>
+        <w:t>.3.1. при расторжении договора после проведения замеров, разработки дизайна и осуществлении визуализации Заказа (т.е. с момента подписания Акта замеров), до момента начала изготовления Товара у Подрядчика - в размере 30% от суммы Товара, в таком случае внесённый Аванс зачитывается в счёт исполнения Подрядчиком услуг по проведению замеров, разработки дизайна и осуществлению визуализации Заказа. Стороны определили, что стоимость услуг по проведению замеров, разработки дизайна и осуществлению визуализации Заказа составляет 30% от суммы Товара;</w:t>
+      </w:r>
+    </w:p>
+    <w:p>
+      <w:pPr>
+        <w:pStyle w:val="a3"/>
+        <w:ind w:leftChars="0" w:left="358" w:firstLineChars="0" w:firstLine="0"/>
+      </w:pPr>
+      <w:r>
+        <w:t>8</w:t>
+      </w:r>
+      <w:r>
+        <w:t>.</w:t>
+      </w:r>
+      <w:r>
+        <w:t>3.</w:t>
+      </w:r>
+      <w:proofErr w:type="gramStart"/>
+      <w:r>
+        <w:t>2.при</w:t>
+      </w:r>
+      <w:proofErr w:type="gramEnd"/>
+      <w:r>
+        <w:t xml:space="preserve"> расторжении договора после начала работ по фактическому изготовлению Товара у Подрядчика - в размере 80% от общей стоимости Товара, но не менее стоимости фактических расходов Подрядчика по исполнению Договора;</w:t>
+      </w:r>
+    </w:p>
+    <w:p>
+      <w:pPr>
+        <w:pStyle w:val="a3"/>
+        <w:ind w:leftChars="0" w:left="358" w:firstLineChars="0" w:firstLine="0"/>
+      </w:pPr>
+      <w:r>
+        <w:t>8</w:t>
+      </w:r>
+      <w:r>
+        <w:t>.3.3. при расторжении договора после направления Заказчику уведомления о возможности доставки и передаче Товара – в 100% размере от общей стоимости Товара, так как товар имеет индивидуально-определенные свойства и может быть использован исключительно приобретающим его потребителем – Заказчиком, ввиду того обстоятельства, что Товар приобретён по его индивидуальным размерам. Данная информация доведена покупателю в полном объеме.</w:t>
+      </w:r>
+    </w:p>
+    <w:p>
+      <w:pPr>
+        <w:pStyle w:val="a3"/>
+        <w:numPr>
+          <w:ilvl w:val="1"/>
+          <w:numId w:val="4"/>
+        </w:numPr>
+        <w:ind w:leftChars="0" w:firstLineChars="0"/>
+      </w:pPr>
+      <w:r>
+        <w:t>Подрядчик</w:t>
+      </w:r>
+      <w:r>
+        <w:t xml:space="preserve"> вправе расторгнуть </w:t>
+      </w:r>
+      <w:r>
+        <w:t>н</w:t>
+      </w:r>
+      <w:r>
+        <w:t xml:space="preserve">астоящий </w:t>
+      </w:r>
+      <w:r>
+        <w:t>Д</w:t>
+      </w:r>
+      <w:r>
+        <w:t xml:space="preserve">оговор в любое время до фактической передачи Товара </w:t>
+      </w:r>
+      <w:r>
+        <w:t>Заказчику</w:t>
+      </w:r>
+      <w:r>
+        <w:t xml:space="preserve">, при условии уведомления об этом </w:t>
+      </w:r>
+      <w:r>
+        <w:t>Заказчика</w:t>
+      </w:r>
+      <w:r>
+        <w:t xml:space="preserve">. В таком случае Договор считается расторгнутым с момента получения уведомления </w:t>
+      </w:r>
+      <w:r>
+        <w:t>Заказчиком</w:t>
+      </w:r>
+      <w:r>
+        <w:t xml:space="preserve"> о расторжении договора. При расторжении </w:t>
+      </w:r>
+      <w:r>
+        <w:t>н</w:t>
+      </w:r>
+      <w:r>
+        <w:t xml:space="preserve">астоящего </w:t>
+      </w:r>
+      <w:r>
+        <w:t>Д</w:t>
+      </w:r>
+      <w:r>
+        <w:t xml:space="preserve">оговора </w:t>
       </w:r>
       <w:r>
         <w:t>Подрядчиком</w:t>
       </w:r>
       <w:r>
-        <w:t xml:space="preserve"> в том виде, </w:t>
-      </w:r>
-      <w:r>
-        <w:t>в котором Стороны определили в н</w:t>
-      </w:r>
-      <w:r>
-        <w:t xml:space="preserve">астоящем </w:t>
+        <w:t xml:space="preserve">, он обязан возвратить </w:t>
+      </w:r>
+      <w:r>
+        <w:t>Заказчику</w:t>
+      </w:r>
+      <w:r>
+        <w:t xml:space="preserve"> сумму </w:t>
+      </w:r>
+      <w:proofErr w:type="gramStart"/>
+      <w:r>
+        <w:t>полученного  аванса</w:t>
+      </w:r>
+      <w:proofErr w:type="gramEnd"/>
+      <w:r>
+        <w:t xml:space="preserve"> в 100 % размере.</w:t>
+      </w:r>
+    </w:p>
+    <w:p>
+      <w:pPr>
+        <w:pStyle w:val="a3"/>
+        <w:numPr>
+          <w:ilvl w:val="1"/>
+          <w:numId w:val="4"/>
+        </w:numPr>
+        <w:ind w:leftChars="0" w:firstLineChars="0"/>
+      </w:pPr>
+      <w:r>
+        <w:t xml:space="preserve"> При расторжении </w:t>
+      </w:r>
+      <w:r>
+        <w:t>н</w:t>
+      </w:r>
+      <w:r>
+        <w:t xml:space="preserve">астоящего Договора </w:t>
+      </w:r>
+      <w:r>
+        <w:t>Заказчиком</w:t>
+      </w:r>
+      <w:r>
+        <w:t xml:space="preserve">, </w:t>
+      </w:r>
+      <w:r>
+        <w:t>Подрядчик</w:t>
+      </w:r>
+      <w:r>
+        <w:t xml:space="preserve"> оставляет за собой право удержать из</w:t>
+      </w:r>
+      <w:r>
+        <w:t xml:space="preserve"> </w:t>
+      </w:r>
+      <w:r>
+        <w:t xml:space="preserve">общей суммы Договора, сумму затрат на приобретение материалов и комплектующих по заказу в рамках Настоящего договора, и вернуть </w:t>
+      </w:r>
+      <w:r>
+        <w:t>Заказчику</w:t>
+      </w:r>
+      <w:r>
+        <w:t xml:space="preserve"> остаток суммы за вычетом данных затрат.  </w:t>
+      </w:r>
+    </w:p>
+    <w:p>
+      <w:pPr>
+        <w:pStyle w:val="a3"/>
+        <w:ind w:left="0" w:hanging="2"/>
+      </w:pPr>
+    </w:p>
+    <w:p>
+      <w:pPr>
+        <w:pStyle w:val="a3"/>
+        <w:numPr>
+          <w:ilvl w:val="0"/>
+          <w:numId w:val="4"/>
+        </w:numPr>
+        <w:ind w:leftChars="0" w:firstLineChars="0"/>
+        <w:jc w:val="center"/>
+        <w:rPr>
+          <w:b/>
+        </w:rPr>
+      </w:pPr>
+      <w:r>
+        <w:rPr>
+          <w:b/>
+        </w:rPr>
+        <w:t>ФОРС-МАЖОРНЫЕ ОБСТОЯТЕЛЬСТВА.</w:t>
+      </w:r>
+    </w:p>
+    <w:p>
+      <w:pPr>
+        <w:pStyle w:val="a3"/>
+        <w:ind w:leftChars="0" w:left="358" w:firstLineChars="0" w:firstLine="0"/>
+      </w:pPr>
+    </w:p>
+    <w:p>
+      <w:pPr>
+        <w:pStyle w:val="a3"/>
+        <w:numPr>
+          <w:ilvl w:val="1"/>
+          <w:numId w:val="4"/>
+        </w:numPr>
+        <w:ind w:leftChars="0" w:firstLineChars="0"/>
+      </w:pPr>
+      <w:r>
+        <w:t>Стороны освобождаются от выполнения обязательств по настоящему Договору в случае наступления обстоятельств, которые нельзя предвидеть или избежать (форс-мажорные обстоятельства), включая</w:t>
+      </w:r>
+      <w:proofErr w:type="gramStart"/>
+      <w:r>
+        <w:t>.</w:t>
+      </w:r>
+      <w:proofErr w:type="gramEnd"/>
+      <w:r>
+        <w:t xml:space="preserve"> </w:t>
+      </w:r>
+      <w:r>
+        <w:t>н</w:t>
+      </w:r>
+      <w:r>
+        <w:t xml:space="preserve">о не ограничиваясь, </w:t>
+      </w:r>
+      <w:r>
+        <w:t>объявленную или фактическую войну, гражданские волнения, эпидемии, блокаду, эмбарго, землетрясения, наводнения, пожары и другие стихийные бедствия, изменения действующего законодательства, акты и действия органов государственной власти и т. д.</w:t>
+      </w:r>
+    </w:p>
+    <w:p>
+      <w:pPr>
+        <w:pStyle w:val="a3"/>
+        <w:numPr>
+          <w:ilvl w:val="1"/>
+          <w:numId w:val="4"/>
+        </w:numPr>
+        <w:ind w:leftChars="0" w:firstLineChars="0"/>
+      </w:pPr>
+      <w:r>
+        <w:t>В случае наступления форс-мажорных обстоятельств пострадавшая Сторона обязана в кратчайшие сроки предупредить другую Сторону о невозможности исполнения своих обязательств по настоящему Договору.</w:t>
+      </w:r>
+    </w:p>
+    <w:p>
+      <w:pPr>
+        <w:pStyle w:val="a3"/>
+        <w:ind w:leftChars="0" w:left="358" w:firstLineChars="0" w:firstLine="0"/>
+      </w:pPr>
+    </w:p>
+    <w:p>
+      <w:pPr>
+        <w:pStyle w:val="a3"/>
+        <w:numPr>
+          <w:ilvl w:val="0"/>
+          <w:numId w:val="4"/>
+        </w:numPr>
+        <w:ind w:leftChars="0" w:firstLineChars="0"/>
+        <w:jc w:val="center"/>
+        <w:rPr>
+          <w:b/>
+        </w:rPr>
+      </w:pPr>
+      <w:r>
+        <w:rPr>
+          <w:b/>
+        </w:rPr>
+        <w:t>ПОРЯДОК РАЗРЕШЕНИЯ СПОРОВ.</w:t>
+      </w:r>
+    </w:p>
+    <w:p>
+      <w:pPr>
+        <w:pStyle w:val="a3"/>
+        <w:ind w:leftChars="0" w:left="358" w:firstLineChars="0" w:firstLine="0"/>
+      </w:pPr>
+    </w:p>
+    <w:p>
+      <w:pPr>
+        <w:pStyle w:val="a3"/>
+        <w:ind w:leftChars="0" w:left="-2" w:firstLineChars="0" w:firstLine="0"/>
+      </w:pPr>
+      <w:r>
+        <w:t xml:space="preserve">10.1. Все споры или разногласия, возникающие между Сторонами, разрешаются путем переговоров для урегулирования претензий, предъявляемых Сторонами исключительно в письменном виде заказным письмом с описью. При этом претензионный порядок является обязательным. Срок ответа на претензию – 10 (десять) календарных дней с момента получения претензии. </w:t>
+      </w:r>
+    </w:p>
+    <w:p>
+      <w:pPr>
+        <w:pStyle w:val="a3"/>
+        <w:ind w:leftChars="0" w:left="0" w:firstLineChars="0" w:firstLine="0"/>
+      </w:pPr>
+      <w:r>
+        <w:t>10.2. В случае невозможности разрешения споров и разногласий путем переговоров, спор передается на рассмотрение суда с определением подсудности в соответствии с нормами действующего законодательства Российской Федерации.</w:t>
+      </w:r>
+    </w:p>
+    <w:p>
+      <w:pPr>
+        <w:pStyle w:val="a3"/>
+        <w:ind w:leftChars="0" w:left="0" w:firstLineChars="0" w:firstLine="0"/>
+      </w:pPr>
+    </w:p>
+    <w:p>
+      <w:pPr>
+        <w:pStyle w:val="a3"/>
+        <w:numPr>
+          <w:ilvl w:val="0"/>
+          <w:numId w:val="4"/>
+        </w:numPr>
+        <w:ind w:leftChars="0" w:firstLineChars="0"/>
+        <w:jc w:val="center"/>
+        <w:rPr>
+          <w:b/>
+        </w:rPr>
+      </w:pPr>
+      <w:r>
+        <w:rPr>
+          <w:b/>
+        </w:rPr>
+        <w:t>ПРОЧИЕ УСЛОВИЯ.</w:t>
+      </w:r>
+    </w:p>
+    <w:p>
+      <w:pPr>
+        <w:pStyle w:val="a3"/>
+        <w:ind w:leftChars="0" w:left="358" w:firstLineChars="0" w:firstLine="0"/>
+      </w:pPr>
+    </w:p>
+    <w:p>
+      <w:pPr>
+        <w:pStyle w:val="a3"/>
+        <w:numPr>
+          <w:ilvl w:val="1"/>
+          <w:numId w:val="4"/>
+        </w:numPr>
+        <w:ind w:leftChars="0" w:firstLineChars="0"/>
+      </w:pPr>
+      <w:r>
+        <w:t>В случаях, не предусмотренных настоящим Договором, Стороны руководствуются</w:t>
+      </w:r>
+      <w:r>
+        <w:t xml:space="preserve"> </w:t>
+      </w:r>
+      <w:r>
+        <w:t>действующим законодательством РФ.</w:t>
+      </w:r>
+    </w:p>
+    <w:p>
+      <w:pPr>
+        <w:pStyle w:val="a3"/>
+        <w:numPr>
+          <w:ilvl w:val="1"/>
+          <w:numId w:val="4"/>
+        </w:numPr>
+        <w:ind w:leftChars="0" w:firstLineChars="0"/>
+      </w:pPr>
+      <w:r>
+        <w:t xml:space="preserve">Стороны пришли к соглашению, что обмен всей документацией, в том числе настоящий </w:t>
       </w:r>
       <w:r>
         <w:t>Д</w:t>
       </w:r>
       <w:r>
-        <w:t xml:space="preserve">оговоре, либо в случае невозможности </w:t>
-      </w:r>
-      <w:r>
-        <w:t xml:space="preserve">изготовления и поставки </w:t>
-      </w:r>
-      <w:r>
-        <w:t xml:space="preserve">Товара в срок, установленный договором, по любым причинам, </w:t>
-      </w:r>
-      <w:r>
-        <w:t>Подрядчик</w:t>
-      </w:r>
-      <w:r>
-        <w:t xml:space="preserve"> обязан уведомить об этом </w:t>
-      </w:r>
-      <w:r>
-        <w:t>Заказчика</w:t>
-      </w:r>
-      <w:r>
-        <w:t xml:space="preserve"> в течение 5 (пяти) </w:t>
-      </w:r>
-      <w:r>
-        <w:t xml:space="preserve">календарных </w:t>
-      </w:r>
-      <w:r>
-        <w:t xml:space="preserve">дней с момента, как </w:t>
-      </w:r>
-      <w:r>
-        <w:t>Подрядчику</w:t>
-      </w:r>
-      <w:r>
-        <w:t xml:space="preserve"> стало известно о невозможности </w:t>
-      </w:r>
-      <w:r>
-        <w:t>изготовления и (или) поставки</w:t>
-      </w:r>
-      <w:r>
-        <w:t xml:space="preserve"> Товара. При этом Стороны вправе обсудить иные условия Предмета договора или сроков продажи Товара, либо отказаться от дальнейшего исполнения Договора.</w:t>
-      </w:r>
-      <w:r>
-        <w:t xml:space="preserve"> При этом, Стороны договорились, что в случае отсутствия у Поставщиков на момент исполнения Договора заранее согласованных материалов, сырья и фурнитуры, </w:t>
-      </w:r>
-      <w:r>
-        <w:t>Подрядчик в течение 3 (трех) рабочих дней с даты своего осведомления, обязуется предупредить Заказчика об этом и предложить соответствующую замену. В случае поступления соответствующих предложений о замене материалов, сырья или фурнитуры, Заказчик не вправе в одностороннем порядке отказаться от исполнения Договора.</w:t>
-      </w:r>
-    </w:p>
-    <w:p>
-      <w:pPr>
-        <w:pStyle w:val="a3"/>
-        <w:numPr>
-          <w:ilvl w:val="1"/>
-          <w:numId w:val="4"/>
-        </w:numPr>
-        <w:ind w:leftChars="0" w:firstLineChars="0"/>
-      </w:pPr>
-      <w:r>
-        <w:t xml:space="preserve">В случае расторжения настоящего Договора </w:t>
-      </w:r>
-      <w:r>
-        <w:t>Заказчиком</w:t>
-      </w:r>
-      <w:r>
-        <w:t xml:space="preserve"> в одностороннем порядке до момента фактической передачи Товара при отсутствии претензий о качестве, </w:t>
-      </w:r>
-      <w:r>
-        <w:t>Заказчик</w:t>
-      </w:r>
-      <w:r>
-        <w:t xml:space="preserve"> выплачивает </w:t>
-      </w:r>
-      <w:r>
-        <w:t>Подрядчик</w:t>
-      </w:r>
-      <w:r>
-        <w:t>у</w:t>
-      </w:r>
-      <w:r>
-        <w:t xml:space="preserve"> издержки, </w:t>
-      </w:r>
-      <w:r>
-        <w:t xml:space="preserve">в </w:t>
-      </w:r>
-      <w:r>
-        <w:t xml:space="preserve">следующих размерах: </w:t>
-      </w:r>
-    </w:p>
-    <w:p>
-      <w:pPr>
-        <w:pStyle w:val="a3"/>
-        <w:ind w:leftChars="0" w:left="358" w:firstLineChars="0" w:firstLine="0"/>
-      </w:pPr>
-      <w:r>
-        <w:t>8</w:t>
-      </w:r>
-      <w:r>
-        <w:t>.3.1. при расторжении договора после проведения замеров, разработки дизайна и осуществлении визуализации Заказа (т.е. с момента подписания Акта замеров), до момента начала изготовления Товара у Подрядчика - в размере 30% от суммы Товара, в таком случае внесённый Аванс зачитывается в счёт исполнения Подрядчиком услуг по проведению замеров, разработки дизайна и осуществлению визуализации Заказа. Стороны определили, что стоимость услуг по проведению замеров, разработки дизайна и осуществлению визуализации Заказа составляет 30% от суммы Товара;</w:t>
-      </w:r>
-    </w:p>
-    <w:p>
-      <w:pPr>
-        <w:pStyle w:val="a3"/>
-        <w:ind w:leftChars="0" w:left="358" w:firstLineChars="0" w:firstLine="0"/>
-      </w:pPr>
-      <w:r>
-        <w:t>8</w:t>
-      </w:r>
-      <w:r>
-        <w:t>.</w:t>
-      </w:r>
-      <w:r>
-        <w:t>3.2.при расторжении договора после начала работ по фактическому изготовлению Товара у Подрядчика - в размере 80% от общей стоимости Товара, но не менее стоимости фактических расходов Подрядчика по исполнению Договора;</w:t>
-      </w:r>
-    </w:p>
-    <w:p>
-      <w:pPr>
-        <w:pStyle w:val="a3"/>
-        <w:ind w:leftChars="0" w:left="358" w:firstLineChars="0" w:firstLine="0"/>
-      </w:pPr>
-      <w:r>
-        <w:t>8</w:t>
-      </w:r>
-      <w:r>
-        <w:t>.3.3. при расторжении договора после направления Заказчику уведомления о возможности доставки и передаче Товара – в 100% размере от общей стоимости Товара, так как товар имеет индивидуально-определенные свойства и может быть использован исключительно приобретающим его потребителем – Заказчиком, ввиду того обстоятельства, что Товар приобретён по его индивидуальным размерам. Данная информация доведена покупателю в полном объеме.</w:t>
-      </w:r>
-    </w:p>
-    <w:p>
-      <w:pPr>
-        <w:pStyle w:val="a3"/>
-        <w:numPr>
-          <w:ilvl w:val="1"/>
-          <w:numId w:val="4"/>
-        </w:numPr>
-        <w:ind w:leftChars="0" w:firstLineChars="0"/>
-      </w:pPr>
-      <w:r>
-        <w:t>Подрядчик</w:t>
-      </w:r>
-      <w:r>
-        <w:t xml:space="preserve"> вправе расторгнуть </w:t>
-      </w:r>
-      <w:r>
-        <w:t>н</w:t>
-      </w:r>
-      <w:r>
-        <w:t xml:space="preserve">астоящий </w:t>
+        <w:t xml:space="preserve">оговор, </w:t>
+      </w:r>
+      <w:r>
+        <w:lastRenderedPageBreak/>
+        <w:t xml:space="preserve">приложение к настоящему </w:t>
       </w:r>
       <w:r>
         <w:t>Д</w:t>
       </w:r>
       <w:r>
-        <w:t xml:space="preserve">оговор в любое время до фактической передачи Товара </w:t>
-      </w:r>
-      <w:r>
-        <w:t>Заказчику</w:t>
-      </w:r>
-      <w:r>
-        <w:t xml:space="preserve">, при условии уведомления об этом </w:t>
-      </w:r>
-      <w:r>
-        <w:t>Заказчика</w:t>
-      </w:r>
-      <w:r>
-        <w:t xml:space="preserve">. В таком случае Договор считается расторгнутым с момента получения уведомления </w:t>
-      </w:r>
-      <w:r>
-        <w:t>Заказчиком</w:t>
-      </w:r>
-      <w:r>
-        <w:t xml:space="preserve"> о расторжении договора. При расторжении </w:t>
-      </w:r>
-      <w:r>
-        <w:t>н</w:t>
-      </w:r>
-      <w:r>
-        <w:t xml:space="preserve">астоящего </w:t>
+        <w:t>оговору, согласование эскиза, акт выполненных работ, копии документов, может осуществляться посредству электронной почты, СМС, мессенджеров (</w:t>
+      </w:r>
+      <w:proofErr w:type="spellStart"/>
+      <w:r>
+        <w:t>WhatsApp</w:t>
+      </w:r>
+      <w:proofErr w:type="spellEnd"/>
+      <w:r>
+        <w:t xml:space="preserve">, </w:t>
+      </w:r>
+      <w:r>
+        <w:t>МАХ</w:t>
+      </w:r>
+      <w:r>
+        <w:t xml:space="preserve">, </w:t>
+      </w:r>
+      <w:proofErr w:type="spellStart"/>
+      <w:r>
+        <w:t>Telegram</w:t>
+      </w:r>
+      <w:proofErr w:type="spellEnd"/>
+      <w:r>
+        <w:t>) по номерам телефонов</w:t>
+      </w:r>
+      <w:r>
+        <w:t xml:space="preserve"> </w:t>
+      </w:r>
+      <w:r>
+        <w:t>Сторон,</w:t>
+      </w:r>
+      <w:r>
+        <w:t xml:space="preserve"> указанны</w:t>
+      </w:r>
+      <w:r>
+        <w:t>м</w:t>
+      </w:r>
+      <w:r>
+        <w:t xml:space="preserve"> в реквизитах </w:t>
+      </w:r>
+      <w:r>
+        <w:t>(раздел 1</w:t>
+      </w:r>
+      <w:r>
+        <w:t>3</w:t>
+      </w:r>
+      <w:r>
+        <w:t xml:space="preserve">настоящего </w:t>
       </w:r>
       <w:r>
         <w:t>Д</w:t>
       </w:r>
       <w:r>
-        <w:t xml:space="preserve">оговора </w:t>
-      </w:r>
-      <w:r>
-        <w:t>Подрядчиком</w:t>
-      </w:r>
-      <w:r>
-        <w:t xml:space="preserve">, он обязан возвратить </w:t>
-      </w:r>
-      <w:r>
-        <w:t>Заказчику</w:t>
-      </w:r>
-      <w:r>
-        <w:t xml:space="preserve"> сумму полученного  аванса в 100 % размере.</w:t>
-      </w:r>
-    </w:p>
-    <w:p>
-      <w:pPr>
-        <w:pStyle w:val="a3"/>
-        <w:numPr>
-          <w:ilvl w:val="1"/>
-          <w:numId w:val="4"/>
-        </w:numPr>
-        <w:ind w:leftChars="0" w:firstLineChars="0"/>
-      </w:pPr>
-      <w:r>
-        <w:t xml:space="preserve"> При расторжении </w:t>
-      </w:r>
-      <w:r>
-        <w:t>н</w:t>
-      </w:r>
-      <w:r>
-        <w:t xml:space="preserve">астоящего Договора </w:t>
-      </w:r>
-      <w:r>
-        <w:t>Заказчиком</w:t>
+        <w:t>оговора</w:t>
+      </w:r>
+      <w:r>
+        <w:t>)</w:t>
+      </w:r>
+      <w:r>
+        <w:t>, где каждая сторона считается надлежаще уведомлена и получила документ (копию документа) при отправки на электронную почту или посредству СМС, мессенджера (</w:t>
+      </w:r>
+      <w:proofErr w:type="spellStart"/>
+      <w:r>
+        <w:t>WhatsApp</w:t>
+      </w:r>
+      <w:proofErr w:type="spellEnd"/>
+      <w:r>
+        <w:t>,</w:t>
+      </w:r>
+      <w:r>
+        <w:t xml:space="preserve"> </w:t>
+      </w:r>
+      <w:r>
+        <w:t>и</w:t>
+      </w:r>
+      <w:r>
+        <w:t xml:space="preserve"> МАХ</w:t>
       </w:r>
       <w:r>
         <w:t xml:space="preserve">, </w:t>
       </w:r>
-      <w:r>
-        <w:t>Подрядчик</w:t>
-      </w:r>
-      <w:r>
-        <w:t xml:space="preserve"> оставляет за собой право удержать изобщей суммы Договора, сумму затрат на приобретение материалов и комплектующих по заказу в рамках Настоящего договора, и вернуть </w:t>
-      </w:r>
-      <w:r>
-        <w:t>Заказчику</w:t>
-      </w:r>
-      <w:r>
-        <w:t xml:space="preserve"> остаток суммы за вычетом данных затрат.  </w:t>
-      </w:r>
-    </w:p>
-    <w:p>
-      <w:pPr>
-        <w:pStyle w:val="a3"/>
-        <w:ind w:left="0" w:hanging="2"/>
-      </w:pPr>
-    </w:p>
-    <w:p>
-      <w:pPr>
-        <w:pStyle w:val="a3"/>
-        <w:numPr>
-          <w:ilvl w:val="0"/>
-          <w:numId w:val="4"/>
-        </w:numPr>
-        <w:ind w:leftChars="0" w:firstLineChars="0"/>
-        <w:jc w:val="center"/>
-        <w:rPr>
-          <w:b/>
-        </w:rPr>
-      </w:pPr>
-      <w:r>
-        <w:rPr>
-          <w:b/>
-        </w:rPr>
-        <w:t>ФОРС-МАЖОРНЫЕ ОБСТОЯТЕЛЬСТВА.</w:t>
-      </w:r>
-    </w:p>
-    <w:p>
-      <w:pPr>
-        <w:pStyle w:val="a3"/>
-        <w:ind w:leftChars="0" w:left="358" w:firstLineChars="0" w:firstLine="0"/>
-      </w:pPr>
-    </w:p>
-    <w:p>
-      <w:pPr>
-        <w:pStyle w:val="a3"/>
-        <w:numPr>
-          <w:ilvl w:val="1"/>
-          <w:numId w:val="4"/>
-        </w:numPr>
-        <w:ind w:leftChars="0" w:firstLineChars="0"/>
-      </w:pPr>
-      <w:r>
-        <w:t>Стороны освобождаются от выполнения обязательств по настоящему Договору в случае наступления обстоятельств, которые нельзя предвидеть или избежать (форс-мажорные обстоятельства), включая</w:t>
-      </w:r>
-      <w:r>
-        <w:t>.</w:t>
-      </w:r>
-      <w:r>
-        <w:t>н</w:t>
-      </w:r>
-      <w:r>
-        <w:t xml:space="preserve">о не ограничиваясь, </w:t>
-      </w:r>
-      <w:r>
-        <w:t>объявленную или фактическую войну, гражданские волнения, эпидемии, блокаду, эмбарго, землетрясения, наводнения, пожары и другие стихийные бедствия, изменения действующего законодательства, акты и действия органов государственной власти и т. д.</w:t>
-      </w:r>
-    </w:p>
-    <w:p>
-      <w:pPr>
-        <w:pStyle w:val="a3"/>
-        <w:numPr>
-          <w:ilvl w:val="1"/>
-          <w:numId w:val="4"/>
-        </w:numPr>
-        <w:ind w:leftChars="0" w:firstLineChars="0"/>
-      </w:pPr>
-      <w:r>
-        <w:t>В случае наступления форс-мажорных обстоятельств пострадавшая Сторона обязана в кратчайшие сроки предупредить другую Сторону о невозможности исполнения своих обязательств по настоящему Договору.</w:t>
-      </w:r>
-    </w:p>
-    <w:p>
-      <w:pPr>
-        <w:pStyle w:val="a3"/>
-        <w:ind w:leftChars="0" w:left="358" w:firstLineChars="0" w:firstLine="0"/>
-      </w:pPr>
-    </w:p>
-    <w:p>
-      <w:pPr>
-        <w:pStyle w:val="a3"/>
-        <w:numPr>
-          <w:ilvl w:val="0"/>
-          <w:numId w:val="4"/>
-        </w:numPr>
-        <w:ind w:leftChars="0" w:firstLineChars="0"/>
-        <w:jc w:val="center"/>
-        <w:rPr>
-          <w:b/>
-        </w:rPr>
-      </w:pPr>
-      <w:r>
-        <w:rPr>
-          <w:b/>
-        </w:rPr>
-        <w:t>ПОРЯДОК РАЗРЕШЕНИЯ СПОРОВ.</w:t>
-      </w:r>
-    </w:p>
-    <w:p>
-      <w:pPr>
-        <w:pStyle w:val="a3"/>
-        <w:ind w:leftChars="0" w:left="358" w:firstLineChars="0" w:firstLine="0"/>
-      </w:pPr>
-    </w:p>
-    <w:p>
-      <w:pPr>
-        <w:pStyle w:val="a3"/>
-        <w:ind w:leftChars="0" w:left="-2" w:firstLineChars="0" w:firstLine="0"/>
-      </w:pPr>
-      <w:r>
-        <w:t xml:space="preserve">10.1. Все споры или разногласия, возникающие между Сторонами, разрешаются путем переговоров для урегулирования претензий, предъявляемых Сторонами исключительно в письменном виде заказным письмом с описью. При этом претензионный порядок является обязательным. Срок ответа на претензию – 10 (десять) календарных дней с момента получения претензии. </w:t>
-      </w:r>
-    </w:p>
-    <w:p>
-      <w:pPr>
-        <w:pStyle w:val="a3"/>
-        <w:ind w:leftChars="0" w:left="0" w:firstLineChars="0" w:firstLine="0"/>
-      </w:pPr>
-      <w:r>
-        <w:t>10.2. В случае невозможности разрешения споров и разногласий путем переговоров, спор передается на рассмотрение суда с определением подсудности в соответствии с нормами действующего законодательства Российской Федерации.</w:t>
-      </w:r>
-    </w:p>
-    <w:p>
-      <w:pPr>
-        <w:pStyle w:val="a3"/>
-        <w:ind w:leftChars="0" w:left="0" w:firstLineChars="0" w:firstLine="0"/>
-      </w:pPr>
-    </w:p>
-    <w:p>
-      <w:pPr>
-        <w:pStyle w:val="a3"/>
-        <w:numPr>
-          <w:ilvl w:val="0"/>
-          <w:numId w:val="4"/>
-        </w:numPr>
-        <w:ind w:leftChars="0" w:firstLineChars="0"/>
-        <w:jc w:val="center"/>
-        <w:rPr>
-          <w:b/>
-        </w:rPr>
-      </w:pPr>
-      <w:r>
-        <w:rPr>
-          <w:b/>
-        </w:rPr>
-        <w:t>ПРОЧИЕ УСЛОВИЯ.</w:t>
-      </w:r>
-    </w:p>
-    <w:p>
-      <w:pPr>
-        <w:pStyle w:val="a3"/>
-        <w:ind w:leftChars="0" w:left="358" w:firstLineChars="0" w:firstLine="0"/>
-      </w:pPr>
-    </w:p>
-    <w:p>
-      <w:pPr>
-        <w:pStyle w:val="a3"/>
-        <w:numPr>
-          <w:ilvl w:val="1"/>
-          <w:numId w:val="4"/>
-        </w:numPr>
-        <w:ind w:leftChars="0" w:firstLineChars="0"/>
-      </w:pPr>
-      <w:r>
-        <w:t>В случаях, не предусмотренных настоящим Договором, Стороны руководствуютсядействующим законодательством РФ.</w:t>
-      </w:r>
-    </w:p>
-    <w:p>
-      <w:pPr>
-        <w:pStyle w:val="a3"/>
-        <w:numPr>
-          <w:ilvl w:val="1"/>
-          <w:numId w:val="4"/>
-        </w:numPr>
-        <w:ind w:leftChars="0" w:firstLineChars="0"/>
-      </w:pPr>
-      <w:r>
-        <w:lastRenderedPageBreak/>
-        <w:t xml:space="preserve">Стороны пришли к соглашению, что обмен всей документацией, в том числе настоящий </w:t>
-      </w:r>
-      <w:r>
-        <w:t>Д</w:t>
-      </w:r>
-      <w:r>
-        <w:t xml:space="preserve">оговор, приложение к настоящему </w:t>
-      </w:r>
-      <w:r>
-        <w:t>Д</w:t>
-      </w:r>
-      <w:r>
-        <w:t>оговору, согласование эскиза, акт выполненных работ, копии документов, может осуществляться посредству электронной почты, СМС, мессенджеров (WhatsApp, Viber, Telegram) по номерам телефонов</w:t>
-      </w:r>
-      <w:r>
-        <w:t>Сторон,</w:t>
-      </w:r>
-      <w:r>
-        <w:t xml:space="preserve"> указанны</w:t>
-      </w:r>
-      <w:r>
-        <w:t>м</w:t>
-      </w:r>
-      <w:r>
-        <w:t xml:space="preserve"> в реквизитах </w:t>
-      </w:r>
-      <w:r>
-        <w:t>(раздел 1</w:t>
-      </w:r>
-      <w:r>
-        <w:t>3</w:t>
-      </w:r>
-      <w:r>
-        <w:t xml:space="preserve">настоящего </w:t>
-      </w:r>
-      <w:r>
-        <w:t>Д</w:t>
-      </w:r>
-      <w:r>
-        <w:t>оговора</w:t>
-      </w:r>
-      <w:r>
-        <w:t>)</w:t>
-      </w:r>
-      <w:r>
-        <w:t>, где каждая сторона считается надлежаще уведомлена и получила документ (копию документа) при отправки на электронную почту или посредству СМС, мессенджера (WhatsApp,</w:t>
-      </w:r>
-      <w:r>
-        <w:t>и</w:t>
-      </w:r>
-      <w:r>
-        <w:t xml:space="preserve">Viber, Telegram)  другой стороне. Документы, полученные сторонами в таком формате имеют юридическую силу. </w:t>
-      </w:r>
-    </w:p>
-    <w:p>
-      <w:pPr>
-        <w:pStyle w:val="a3"/>
-        <w:numPr>
-          <w:ilvl w:val="1"/>
-          <w:numId w:val="4"/>
-        </w:numPr>
-        <w:ind w:leftChars="0" w:firstLineChars="0"/>
-      </w:pPr>
-      <w:r>
-        <w:t xml:space="preserve">Стороны договорились, что Подрядчик  имеет право использовать факсимиле в качестве подписи в Договоре и иных документах (приложениях, дополнительных соглашениях к Договору, актах к Договору и др.), что приравнивается к оригинальной подписи Подрядчика и имеет с ней равную юридическую силу.  </w:t>
+      <w:proofErr w:type="spellStart"/>
+      <w:r>
+        <w:t>Telegram</w:t>
+      </w:r>
+      <w:proofErr w:type="spellEnd"/>
+      <w:r>
+        <w:t xml:space="preserve">)  другой стороне. Документы, полученные сторонами </w:t>
+      </w:r>
+      <w:proofErr w:type="gramStart"/>
+      <w:r>
+        <w:t>в таком формате</w:t>
+      </w:r>
+      <w:proofErr w:type="gramEnd"/>
+      <w:r>
+        <w:t xml:space="preserve"> имеют юридическую силу. </w:t>
+      </w:r>
+    </w:p>
+    <w:p>
+      <w:pPr>
+        <w:pStyle w:val="a3"/>
+        <w:numPr>
+          <w:ilvl w:val="1"/>
+          <w:numId w:val="4"/>
+        </w:numPr>
+        <w:ind w:leftChars="0" w:firstLineChars="0"/>
+      </w:pPr>
+      <w:r>
+        <w:t xml:space="preserve">Стороны договорились, что </w:t>
+      </w:r>
+      <w:proofErr w:type="gramStart"/>
+      <w:r>
+        <w:t>Подрядчик  имеет</w:t>
+      </w:r>
+      <w:proofErr w:type="gramEnd"/>
+      <w:r>
+        <w:t xml:space="preserve"> право использовать факсимиле в качестве подписи в Договоре и иных документах (приложениях, дополнительных соглашениях к Договору, актах к Договору и др.), что приравнивается к оригинальной подписи Подрядчика и имеет с ней равную юридическую силу.  </w:t>
       </w:r>
     </w:p>
     <w:p>
@@ -3626,8 +4000,13 @@
         </w:numPr>
         <w:ind w:leftChars="0" w:firstLineChars="0"/>
       </w:pPr>
-      <w:r>
-        <w:t>Обстоятельства,  не урегулированные условиями настоящего Договора, разрешаются в соответствии с нормами действующего законодательства Российской Федерации.</w:t>
+      <w:proofErr w:type="gramStart"/>
+      <w:r>
+        <w:t>Обстоятельства,  не</w:t>
+      </w:r>
+      <w:proofErr w:type="gramEnd"/>
+      <w:r>
+        <w:t xml:space="preserve"> урегулированные условиями настоящего Договора, разрешаются в соответствии с нормами действующего законодательства Российской Федерации.</w:t>
       </w:r>
     </w:p>
     <w:p>
@@ -4100,7 +4479,7 @@
               <w:ind w:left="0" w:hanging="2"/>
             </w:pPr>
             <w:r>
-              <w:t xml:space="preserve">Рассчетный счет </w:t>
+              <w:t xml:space="preserve">Расчетный счет </w:t>
             </w:r>
             <w:r>
               <w:t>40802810520000609097</w:t>
@@ -4359,7 +4738,18 @@
               <w:ind w:left="0" w:hanging="2"/>
             </w:pPr>
             <w:r>
-              <w:t>{{ФИО_клиента}}</w:t>
+              <w:t>{{</w:t>
+            </w:r>
+            <w:proofErr w:type="spellStart"/>
+            <w:r>
+              <w:t>ФИО_клиента</w:t>
+            </w:r>
+            <w:proofErr w:type="spellEnd"/>
+            <w:r>
+              <w:t>}}</w:t>
+            </w:r>
+            <w:r>
+              <w:br/>
             </w:r>
             <w:r>
               <w:t xml:space="preserve"> </w:t>
@@ -4371,8 +4761,17 @@
               <w:ind w:left="0" w:hanging="2"/>
             </w:pPr>
             <w:r>
+              <w:t xml:space="preserve">Паспорт: </w:t>
+            </w:r>
+            <w:r>
               <w:t>{{Паспорт}}</w:t>
             </w:r>
+          </w:p>
+          <w:p>
+            <w:pPr>
+              <w:pStyle w:val="a3"/>
+              <w:ind w:left="0" w:hanging="2"/>
+            </w:pPr>
             <w:r>
               <w:t xml:space="preserve"> </w:t>
             </w:r>
@@ -4383,8 +4782,25 @@
               <w:ind w:left="0" w:hanging="2"/>
             </w:pPr>
             <w:r>
-              <w:t>{{Адрес_регистрации}}</w:t>
+              <w:t xml:space="preserve">Адрес регистрации: </w:t>
             </w:r>
+            <w:r>
+              <w:t>{{</w:t>
+            </w:r>
+            <w:proofErr w:type="spellStart"/>
+            <w:r>
+              <w:t>Адрес_регистрации</w:t>
+            </w:r>
+            <w:proofErr w:type="spellEnd"/>
+            <w:r>
+              <w:t>}}</w:t>
+            </w:r>
+          </w:p>
+          <w:p>
+            <w:pPr>
+              <w:pStyle w:val="a3"/>
+              <w:ind w:left="0" w:hanging="2"/>
+            </w:pPr>
             <w:r>
               <w:t xml:space="preserve"> </w:t>
             </w:r>
@@ -4395,8 +4811,43 @@
               <w:ind w:left="0" w:hanging="2"/>
             </w:pPr>
             <w:r>
-              <w:t>{{Адрес_доставки}}</w:t>
+              <w:t xml:space="preserve">Адрес доставки: </w:t>
             </w:r>
+            <w:r>
+              <w:t>{{</w:t>
+            </w:r>
+            <w:proofErr w:type="spellStart"/>
+            <w:r>
+              <w:t>Адрес_доставки</w:t>
+            </w:r>
+            <w:proofErr w:type="spellEnd"/>
+            <w:r>
+              <w:t xml:space="preserve">}} </w:t>
+            </w:r>
+          </w:p>
+          <w:p>
+            <w:pPr>
+              <w:pStyle w:val="a3"/>
+              <w:ind w:left="0" w:hanging="2"/>
+            </w:pPr>
+          </w:p>
+          <w:p>
+            <w:pPr>
+              <w:pStyle w:val="a3"/>
+              <w:ind w:left="0" w:hanging="2"/>
+            </w:pPr>
+            <w:r>
+              <w:t xml:space="preserve">Телефон: </w:t>
+            </w:r>
+            <w:r>
+              <w:t>{{Телефон}}</w:t>
+            </w:r>
+          </w:p>
+          <w:p>
+            <w:pPr>
+              <w:pStyle w:val="a3"/>
+              <w:ind w:left="0" w:hanging="2"/>
+            </w:pPr>
             <w:r>
               <w:t xml:space="preserve"> </w:t>
             </w:r>
@@ -4407,19 +4858,21 @@
               <w:ind w:left="0" w:hanging="2"/>
             </w:pPr>
             <w:r>
-              <w:t>{{Телефон}}</w:t>
+              <w:t>Почта</w:t>
             </w:r>
             <w:r>
-              <w:t xml:space="preserve"> </w:t>
+              <w:t xml:space="preserve">: </w:t>
             </w:r>
-          </w:p>
-          <w:p>
-            <w:pPr>
-              <w:pStyle w:val="a3"/>
-              <w:ind w:left="0" w:hanging="2"/>
-            </w:pPr>
             <w:r>
-              <w:t xml:space="preserve">{{Email}} </w:t>
+              <w:t>{{</w:t>
+            </w:r>
+            <w:proofErr w:type="spellStart"/>
+            <w:r>
+              <w:t>Email</w:t>
+            </w:r>
+            <w:proofErr w:type="spellEnd"/>
+            <w:r>
+              <w:t xml:space="preserve">}} </w:t>
             </w:r>
           </w:p>
           <w:p>
@@ -4499,36 +4952,6 @@
               <w:pStyle w:val="a3"/>
               <w:ind w:leftChars="0" w:left="0" w:firstLineChars="0" w:firstLine="0"/>
             </w:pPr>
-          </w:p>
-          <w:p>
-            <w:pPr>
-              <w:pStyle w:val="a3"/>
-              <w:ind w:leftChars="0" w:left="0" w:firstLineChars="0" w:firstLine="0"/>
-            </w:pPr>
-          </w:p>
-          <w:p>
-            <w:pPr>
-              <w:pStyle w:val="a3"/>
-              <w:ind w:leftChars="0" w:left="0" w:firstLineChars="0" w:firstLine="0"/>
-            </w:pPr>
-          </w:p>
-          <w:p>
-            <w:pPr>
-              <w:pStyle w:val="a3"/>
-              <w:ind w:leftChars="0" w:left="0" w:firstLineChars="0" w:firstLine="0"/>
-            </w:pPr>
-          </w:p>
-          <w:p>
-            <w:pPr>
-              <w:pStyle w:val="a3"/>
-              <w:ind w:leftChars="0" w:left="0" w:firstLineChars="0" w:firstLine="0"/>
-            </w:pPr>
-          </w:p>
-          <w:p>
-            <w:pPr>
-              <w:pStyle w:val="a3"/>
-              <w:ind w:leftChars="0" w:left="0" w:firstLineChars="0" w:firstLine="0"/>
-            </w:pPr>
             <w:r>
               <w:t>__</w:t>
             </w:r>
@@ -4539,7 +4962,15 @@
               <w:t>______________________/</w:t>
             </w:r>
             <w:r>
-              <w:t>{{Инициалы_Фамилия}}</w:t>
+              <w:t>{{</w:t>
+            </w:r>
+            <w:proofErr w:type="spellStart"/>
+            <w:r>
+              <w:t>Инициалы_Фамилия</w:t>
+            </w:r>
+            <w:proofErr w:type="spellEnd"/>
+            <w:r>
+              <w:t>}}</w:t>
             </w:r>
           </w:p>
         </w:tc>
